--- a/backend/static/ISA_vs_SIPP_Complete_Guide.docx
+++ b/backend/static/ISA_vs_SIPP_Complete_Guide.docx
@@ -202,7 +202,7 @@
       </w:r>
       <w:r>
         <w:rPr>
-          <w:color w:val="2A2A33"/>
+          <w:color w:val="141418"/>
           <w:sz w:val="26"/>
         </w:rPr>
         <w:t>Introduction — Why the UK's Two Tax Wrappers Matter</w:t>
@@ -222,7 +222,7 @@
       </w:r>
       <w:r>
         <w:rPr>
-          <w:color w:val="2A2A33"/>
+          <w:color w:val="141418"/>
           <w:sz w:val="26"/>
         </w:rPr>
         <w:t>ISA: The Flexible Tax-Free Account</w:t>
@@ -242,7 +242,7 @@
       </w:r>
       <w:r>
         <w:rPr>
-          <w:color w:val="2A2A33"/>
+          <w:color w:val="141418"/>
           <w:sz w:val="26"/>
         </w:rPr>
         <w:t>SIPP: The Pension Tax Turbocharger</w:t>
@@ -262,7 +262,7 @@
       </w:r>
       <w:r>
         <w:rPr>
-          <w:color w:val="2A2A33"/>
+          <w:color w:val="141418"/>
           <w:sz w:val="26"/>
         </w:rPr>
         <w:t>Head-to-Head Comparison</w:t>
@@ -282,7 +282,7 @@
       </w:r>
       <w:r>
         <w:rPr>
-          <w:color w:val="2A2A33"/>
+          <w:color w:val="141418"/>
           <w:sz w:val="26"/>
         </w:rPr>
         <w:t>Which to Use When — 5 Life Scenarios</w:t>
@@ -302,7 +302,7 @@
       </w:r>
       <w:r>
         <w:rPr>
-          <w:color w:val="2A2A33"/>
+          <w:color w:val="141418"/>
           <w:sz w:val="26"/>
         </w:rPr>
         <w:t>The LISA and Other Special Cases</w:t>
@@ -322,7 +322,7 @@
       </w:r>
       <w:r>
         <w:rPr>
-          <w:color w:val="2A2A33"/>
+          <w:color w:val="141418"/>
           <w:sz w:val="26"/>
         </w:rPr>
         <w:t>Tax Reliefs Worked Through with Numbers</w:t>
@@ -342,7 +342,7 @@
       </w:r>
       <w:r>
         <w:rPr>
-          <w:color w:val="2A2A33"/>
+          <w:color w:val="141418"/>
           <w:sz w:val="26"/>
         </w:rPr>
         <w:t>Your Action Plan</w:t>
@@ -424,9 +424,9 @@
       <w:r>
         <w:rPr>
           <w:rFonts w:ascii="Montserrat" w:hAnsi="Montserrat" w:cs="Montserrat" w:eastAsia="Montserrat"/>
-          <w:b w:val="0"/>
+          <w:b/>
           <w:i w:val="0"/>
-          <w:color w:val="2A2A33"/>
+          <w:color w:val="141418"/>
           <w:sz w:val="22"/>
         </w:rPr>
         <w:t>The UK government offers two powerful tax shelters for long-term investing: Individual Savings Accounts (ISAs) and Self-Invested Personal Pensions (SIPPs). If you're not using at least one, you're handing HMRC money you don't need to.</w:t>
@@ -471,7 +471,8 @@
             <w:r>
               <w:rPr>
                 <w:rFonts w:ascii="Montserrat" w:hAnsi="Montserrat" w:cs="Montserrat" w:eastAsia="Montserrat"/>
-                <w:color w:val="2A2A33"/>
+                <w:b/>
+                <w:color w:val="141418"/>
                 <w:sz w:val="21"/>
               </w:rPr>
               <w:t>Every pound outside these wrappers pays tax twice:</w:t>
@@ -549,9 +550,9 @@
       <w:r>
         <w:rPr>
           <w:rFonts w:ascii="Montserrat" w:hAnsi="Montserrat" w:cs="Montserrat" w:eastAsia="Montserrat"/>
-          <w:b w:val="0"/>
+          <w:b/>
           <w:i w:val="0"/>
-          <w:color w:val="2A2A33"/>
+          <w:color w:val="141418"/>
           <w:sz w:val="22"/>
         </w:rPr>
         <w:t>An ISA is a container. Whatever you put inside grows tax-free — no income tax on dividends, no capital gains tax on growth, no tax on withdrawal. Ever.</w:t>
@@ -564,9 +565,9 @@
       <w:r>
         <w:rPr>
           <w:rFonts w:ascii="Montserrat" w:hAnsi="Montserrat" w:cs="Montserrat" w:eastAsia="Montserrat"/>
-          <w:b w:val="0"/>
+          <w:b/>
           <w:i w:val="0"/>
-          <w:color w:val="2A2A33"/>
+          <w:color w:val="141418"/>
           <w:sz w:val="22"/>
         </w:rPr>
         <w:t>2026 allowance: £20,000 per adult per tax year (6 April – 5 April). Couples can shelter £40,000 combined annually.</w:t>
@@ -708,7 +709,8 @@
             <w:r>
               <w:rPr>
                 <w:rFonts w:ascii="Montserrat" w:hAnsi="Montserrat" w:cs="Montserrat" w:eastAsia="Montserrat"/>
-                <w:color w:val="2A2A33"/>
+                <w:b/>
+                <w:color w:val="141418"/>
                 <w:sz w:val="18"/>
               </w:rPr>
               <w:t>Cash ISA</w:t>
@@ -735,7 +737,8 @@
             <w:r>
               <w:rPr>
                 <w:rFonts w:ascii="Montserrat" w:hAnsi="Montserrat" w:cs="Montserrat" w:eastAsia="Montserrat"/>
-                <w:color w:val="2A2A33"/>
+                <w:b/>
+                <w:color w:val="141418"/>
                 <w:sz w:val="18"/>
               </w:rPr>
               <w:t>Savings (bank-like)</w:t>
@@ -762,7 +765,8 @@
             <w:r>
               <w:rPr>
                 <w:rFonts w:ascii="Montserrat" w:hAnsi="Montserrat" w:cs="Montserrat" w:eastAsia="Montserrat"/>
-                <w:color w:val="2A2A33"/>
+                <w:b/>
+                <w:color w:val="141418"/>
                 <w:sz w:val="18"/>
               </w:rPr>
               <w:t>4-5% rates in 2026</w:t>
@@ -794,7 +798,8 @@
             <w:r>
               <w:rPr>
                 <w:rFonts w:ascii="Montserrat" w:hAnsi="Montserrat" w:cs="Montserrat" w:eastAsia="Montserrat"/>
-                <w:color w:val="2A2A33"/>
+                <w:b/>
+                <w:color w:val="141418"/>
                 <w:sz w:val="18"/>
               </w:rPr>
               <w:t>Stocks &amp; Shares ISA</w:t>
@@ -821,7 +826,8 @@
             <w:r>
               <w:rPr>
                 <w:rFonts w:ascii="Montserrat" w:hAnsi="Montserrat" w:cs="Montserrat" w:eastAsia="Montserrat"/>
-                <w:color w:val="2A2A33"/>
+                <w:b/>
+                <w:color w:val="141418"/>
                 <w:sz w:val="18"/>
               </w:rPr>
               <w:t>Investing</w:t>
@@ -848,7 +854,8 @@
             <w:r>
               <w:rPr>
                 <w:rFonts w:ascii="Montserrat" w:hAnsi="Montserrat" w:cs="Montserrat" w:eastAsia="Montserrat"/>
-                <w:color w:val="2A2A33"/>
+                <w:b/>
+                <w:color w:val="141418"/>
                 <w:sz w:val="18"/>
               </w:rPr>
               <w:t>Most flexible for long-term growth</w:t>
@@ -880,7 +887,8 @@
             <w:r>
               <w:rPr>
                 <w:rFonts w:ascii="Montserrat" w:hAnsi="Montserrat" w:cs="Montserrat" w:eastAsia="Montserrat"/>
-                <w:color w:val="2A2A33"/>
+                <w:b/>
+                <w:color w:val="141418"/>
                 <w:sz w:val="18"/>
               </w:rPr>
               <w:t>Lifetime ISA (LISA)</w:t>
@@ -907,7 +915,8 @@
             <w:r>
               <w:rPr>
                 <w:rFonts w:ascii="Montserrat" w:hAnsi="Montserrat" w:cs="Montserrat" w:eastAsia="Montserrat"/>
-                <w:color w:val="2A2A33"/>
+                <w:b/>
+                <w:color w:val="141418"/>
                 <w:sz w:val="18"/>
               </w:rPr>
               <w:t>First home or retirement</w:t>
@@ -934,7 +943,8 @@
             <w:r>
               <w:rPr>
                 <w:rFonts w:ascii="Montserrat" w:hAnsi="Montserrat" w:cs="Montserrat" w:eastAsia="Montserrat"/>
-                <w:color w:val="2A2A33"/>
+                <w:b/>
+                <w:color w:val="141418"/>
                 <w:sz w:val="18"/>
               </w:rPr>
               <w:t>25% govt bonus, age 18-39 only</w:t>
@@ -966,7 +976,8 @@
             <w:r>
               <w:rPr>
                 <w:rFonts w:ascii="Montserrat" w:hAnsi="Montserrat" w:cs="Montserrat" w:eastAsia="Montserrat"/>
-                <w:color w:val="2A2A33"/>
+                <w:b/>
+                <w:color w:val="141418"/>
                 <w:sz w:val="18"/>
               </w:rPr>
               <w:t>Innovative Finance ISA</w:t>
@@ -993,7 +1004,8 @@
             <w:r>
               <w:rPr>
                 <w:rFonts w:ascii="Montserrat" w:hAnsi="Montserrat" w:cs="Montserrat" w:eastAsia="Montserrat"/>
-                <w:color w:val="2A2A33"/>
+                <w:b/>
+                <w:color w:val="141418"/>
                 <w:sz w:val="18"/>
               </w:rPr>
               <w:t>P2P lending</w:t>
@@ -1020,7 +1032,8 @@
             <w:r>
               <w:rPr>
                 <w:rFonts w:ascii="Montserrat" w:hAnsi="Montserrat" w:cs="Montserrat" w:eastAsia="Montserrat"/>
-                <w:color w:val="2A2A33"/>
+                <w:b/>
+                <w:color w:val="141418"/>
                 <w:sz w:val="18"/>
               </w:rPr>
               <w:t>Higher risk, usually avoid</w:t>
@@ -1092,9 +1105,9 @@
       <w:r>
         <w:rPr>
           <w:rFonts w:ascii="Montserrat" w:hAnsi="Montserrat" w:cs="Montserrat" w:eastAsia="Montserrat"/>
-          <w:b w:val="0"/>
+          <w:b/>
           <w:i w:val="0"/>
-          <w:color w:val="2A2A33"/>
+          <w:color w:val="141418"/>
           <w:sz w:val="22"/>
         </w:rPr>
         <w:t>A Self-Invested Personal Pension is a DIY pension. Every contribution receives tax relief from HMRC — effectively a 20%, 40% or 45% top-up depending on your tax band.</w:t>
@@ -1107,9 +1120,9 @@
       <w:r>
         <w:rPr>
           <w:rFonts w:ascii="Montserrat" w:hAnsi="Montserrat" w:cs="Montserrat" w:eastAsia="Montserrat"/>
-          <w:b w:val="0"/>
+          <w:b/>
           <w:i w:val="0"/>
-          <w:color w:val="2A2A33"/>
+          <w:color w:val="141418"/>
           <w:sz w:val="22"/>
         </w:rPr>
         <w:t>2026 annual allowance: £60,000 or 100% of earnings (whichever is lower). Money is locked in until age 57 (rising to 58 by 2028).</w:t>
@@ -1280,7 +1293,8 @@
             <w:r>
               <w:rPr>
                 <w:rFonts w:ascii="Montserrat" w:hAnsi="Montserrat" w:cs="Montserrat" w:eastAsia="Montserrat"/>
-                <w:color w:val="2A2A33"/>
+                <w:b/>
+                <w:color w:val="141418"/>
                 <w:sz w:val="18"/>
               </w:rPr>
               <w:t>Basic-rate (20%)</w:t>
@@ -1307,7 +1321,8 @@
             <w:r>
               <w:rPr>
                 <w:rFonts w:ascii="Montserrat" w:hAnsi="Montserrat" w:cs="Montserrat" w:eastAsia="Montserrat"/>
-                <w:color w:val="2A2A33"/>
+                <w:b/>
+                <w:color w:val="141418"/>
                 <w:sz w:val="18"/>
               </w:rPr>
               <w:t>£80</w:t>
@@ -1334,7 +1349,8 @@
             <w:r>
               <w:rPr>
                 <w:rFonts w:ascii="Montserrat" w:hAnsi="Montserrat" w:cs="Montserrat" w:eastAsia="Montserrat"/>
-                <w:color w:val="2A2A33"/>
+                <w:b/>
+                <w:color w:val="141418"/>
                 <w:sz w:val="18"/>
               </w:rPr>
               <w:t>£20</w:t>
@@ -1361,7 +1377,8 @@
             <w:r>
               <w:rPr>
                 <w:rFonts w:ascii="Montserrat" w:hAnsi="Montserrat" w:cs="Montserrat" w:eastAsia="Montserrat"/>
-                <w:color w:val="2A2A33"/>
+                <w:b/>
+                <w:color w:val="141418"/>
                 <w:sz w:val="18"/>
               </w:rPr>
               <w:t>£100</w:t>
@@ -1393,7 +1410,8 @@
             <w:r>
               <w:rPr>
                 <w:rFonts w:ascii="Montserrat" w:hAnsi="Montserrat" w:cs="Montserrat" w:eastAsia="Montserrat"/>
-                <w:color w:val="2A2A33"/>
+                <w:b/>
+                <w:color w:val="141418"/>
                 <w:sz w:val="18"/>
               </w:rPr>
               <w:t>Higher-rate (40%)</w:t>
@@ -1420,7 +1438,8 @@
             <w:r>
               <w:rPr>
                 <w:rFonts w:ascii="Montserrat" w:hAnsi="Montserrat" w:cs="Montserrat" w:eastAsia="Montserrat"/>
-                <w:color w:val="2A2A33"/>
+                <w:b/>
+                <w:color w:val="141418"/>
                 <w:sz w:val="18"/>
               </w:rPr>
               <w:t>£60</w:t>
@@ -1447,7 +1466,8 @@
             <w:r>
               <w:rPr>
                 <w:rFonts w:ascii="Montserrat" w:hAnsi="Montserrat" w:cs="Montserrat" w:eastAsia="Montserrat"/>
-                <w:color w:val="2A2A33"/>
+                <w:b/>
+                <w:color w:val="141418"/>
                 <w:sz w:val="18"/>
               </w:rPr>
               <w:t>£40</w:t>
@@ -1474,7 +1494,8 @@
             <w:r>
               <w:rPr>
                 <w:rFonts w:ascii="Montserrat" w:hAnsi="Montserrat" w:cs="Montserrat" w:eastAsia="Montserrat"/>
-                <w:color w:val="2A2A33"/>
+                <w:b/>
+                <w:color w:val="141418"/>
                 <w:sz w:val="18"/>
               </w:rPr>
               <w:t>£100</w:t>
@@ -1506,7 +1527,8 @@
             <w:r>
               <w:rPr>
                 <w:rFonts w:ascii="Montserrat" w:hAnsi="Montserrat" w:cs="Montserrat" w:eastAsia="Montserrat"/>
-                <w:color w:val="2A2A33"/>
+                <w:b/>
+                <w:color w:val="141418"/>
                 <w:sz w:val="18"/>
               </w:rPr>
               <w:t>Additional (45%)</w:t>
@@ -1533,7 +1555,8 @@
             <w:r>
               <w:rPr>
                 <w:rFonts w:ascii="Montserrat" w:hAnsi="Montserrat" w:cs="Montserrat" w:eastAsia="Montserrat"/>
-                <w:color w:val="2A2A33"/>
+                <w:b/>
+                <w:color w:val="141418"/>
                 <w:sz w:val="18"/>
               </w:rPr>
               <w:t>£55</w:t>
@@ -1560,7 +1583,8 @@
             <w:r>
               <w:rPr>
                 <w:rFonts w:ascii="Montserrat" w:hAnsi="Montserrat" w:cs="Montserrat" w:eastAsia="Montserrat"/>
-                <w:color w:val="2A2A33"/>
+                <w:b/>
+                <w:color w:val="141418"/>
                 <w:sz w:val="18"/>
               </w:rPr>
               <w:t>£45</w:t>
@@ -1587,7 +1611,8 @@
             <w:r>
               <w:rPr>
                 <w:rFonts w:ascii="Montserrat" w:hAnsi="Montserrat" w:cs="Montserrat" w:eastAsia="Montserrat"/>
-                <w:color w:val="2A2A33"/>
+                <w:b/>
+                <w:color w:val="141418"/>
                 <w:sz w:val="18"/>
               </w:rPr>
               <w:t>£100</w:t>
@@ -1636,7 +1661,8 @@
             <w:r>
               <w:rPr>
                 <w:rFonts w:ascii="Montserrat" w:hAnsi="Montserrat" w:cs="Montserrat" w:eastAsia="Montserrat"/>
-                <w:color w:val="2A2A33"/>
+                <w:b/>
+                <w:color w:val="141418"/>
                 <w:sz w:val="21"/>
               </w:rPr>
               <w:t>A higher-rate taxpayer gets £40 of free money</w:t>
@@ -1832,7 +1858,8 @@
             <w:r>
               <w:rPr>
                 <w:rFonts w:ascii="Montserrat" w:hAnsi="Montserrat" w:cs="Montserrat" w:eastAsia="Montserrat"/>
-                <w:color w:val="2A2A33"/>
+                <w:b/>
+                <w:color w:val="141418"/>
                 <w:sz w:val="18"/>
               </w:rPr>
               <w:t>Annual allowance</w:t>
@@ -1859,7 +1886,8 @@
             <w:r>
               <w:rPr>
                 <w:rFonts w:ascii="Montserrat" w:hAnsi="Montserrat" w:cs="Montserrat" w:eastAsia="Montserrat"/>
-                <w:color w:val="2A2A33"/>
+                <w:b/>
+                <w:color w:val="141418"/>
                 <w:sz w:val="18"/>
               </w:rPr>
               <w:t>£20,000</w:t>
@@ -1886,7 +1914,8 @@
             <w:r>
               <w:rPr>
                 <w:rFonts w:ascii="Montserrat" w:hAnsi="Montserrat" w:cs="Montserrat" w:eastAsia="Montserrat"/>
-                <w:color w:val="2A2A33"/>
+                <w:b/>
+                <w:color w:val="141418"/>
                 <w:sz w:val="18"/>
               </w:rPr>
               <w:t>£60,000 (or 100% earnings)</w:t>
@@ -1918,7 +1947,8 @@
             <w:r>
               <w:rPr>
                 <w:rFonts w:ascii="Montserrat" w:hAnsi="Montserrat" w:cs="Montserrat" w:eastAsia="Montserrat"/>
-                <w:color w:val="2A2A33"/>
+                <w:b/>
+                <w:color w:val="141418"/>
                 <w:sz w:val="18"/>
               </w:rPr>
               <w:t>Tax relief on deposit</w:t>
@@ -1945,7 +1975,8 @@
             <w:r>
               <w:rPr>
                 <w:rFonts w:ascii="Montserrat" w:hAnsi="Montserrat" w:cs="Montserrat" w:eastAsia="Montserrat"/>
-                <w:color w:val="2A2A33"/>
+                <w:b/>
+                <w:color w:val="141418"/>
                 <w:sz w:val="18"/>
               </w:rPr>
               <w:t>None</w:t>
@@ -1972,7 +2003,8 @@
             <w:r>
               <w:rPr>
                 <w:rFonts w:ascii="Montserrat" w:hAnsi="Montserrat" w:cs="Montserrat" w:eastAsia="Montserrat"/>
-                <w:color w:val="2A2A33"/>
+                <w:b/>
+                <w:color w:val="141418"/>
                 <w:sz w:val="18"/>
               </w:rPr>
               <w:t>20/40/45% top-up</w:t>
@@ -2004,7 +2036,8 @@
             <w:r>
               <w:rPr>
                 <w:rFonts w:ascii="Montserrat" w:hAnsi="Montserrat" w:cs="Montserrat" w:eastAsia="Montserrat"/>
-                <w:color w:val="2A2A33"/>
+                <w:b/>
+                <w:color w:val="141418"/>
                 <w:sz w:val="18"/>
               </w:rPr>
               <w:t>Tax on growth</w:t>
@@ -2031,7 +2064,8 @@
             <w:r>
               <w:rPr>
                 <w:rFonts w:ascii="Montserrat" w:hAnsi="Montserrat" w:cs="Montserrat" w:eastAsia="Montserrat"/>
-                <w:color w:val="2A2A33"/>
+                <w:b/>
+                <w:color w:val="141418"/>
                 <w:sz w:val="18"/>
               </w:rPr>
               <w:t>None</w:t>
@@ -2058,7 +2092,8 @@
             <w:r>
               <w:rPr>
                 <w:rFonts w:ascii="Montserrat" w:hAnsi="Montserrat" w:cs="Montserrat" w:eastAsia="Montserrat"/>
-                <w:color w:val="2A2A33"/>
+                <w:b/>
+                <w:color w:val="141418"/>
                 <w:sz w:val="18"/>
               </w:rPr>
               <w:t>None</w:t>
@@ -2090,7 +2125,8 @@
             <w:r>
               <w:rPr>
                 <w:rFonts w:ascii="Montserrat" w:hAnsi="Montserrat" w:cs="Montserrat" w:eastAsia="Montserrat"/>
-                <w:color w:val="2A2A33"/>
+                <w:b/>
+                <w:color w:val="141418"/>
                 <w:sz w:val="18"/>
               </w:rPr>
               <w:t>Tax on withdrawal</w:t>
@@ -2117,7 +2153,8 @@
             <w:r>
               <w:rPr>
                 <w:rFonts w:ascii="Montserrat" w:hAnsi="Montserrat" w:cs="Montserrat" w:eastAsia="Montserrat"/>
-                <w:color w:val="2A2A33"/>
+                <w:b/>
+                <w:color w:val="141418"/>
                 <w:sz w:val="18"/>
               </w:rPr>
               <w:t>None</w:t>
@@ -2144,7 +2181,8 @@
             <w:r>
               <w:rPr>
                 <w:rFonts w:ascii="Montserrat" w:hAnsi="Montserrat" w:cs="Montserrat" w:eastAsia="Montserrat"/>
-                <w:color w:val="2A2A33"/>
+                <w:b/>
+                <w:color w:val="141418"/>
                 <w:sz w:val="18"/>
               </w:rPr>
               <w:t>25% tax-free, rest at your income tax rate</w:t>
@@ -2176,7 +2214,8 @@
             <w:r>
               <w:rPr>
                 <w:rFonts w:ascii="Montserrat" w:hAnsi="Montserrat" w:cs="Montserrat" w:eastAsia="Montserrat"/>
-                <w:color w:val="2A2A33"/>
+                <w:b/>
+                <w:color w:val="141418"/>
                 <w:sz w:val="18"/>
               </w:rPr>
               <w:t>Access age</w:t>
@@ -2203,7 +2242,8 @@
             <w:r>
               <w:rPr>
                 <w:rFonts w:ascii="Montserrat" w:hAnsi="Montserrat" w:cs="Montserrat" w:eastAsia="Montserrat"/>
-                <w:color w:val="2A2A33"/>
+                <w:b/>
+                <w:color w:val="141418"/>
                 <w:sz w:val="18"/>
               </w:rPr>
               <w:t>Any time</w:t>
@@ -2230,7 +2270,8 @@
             <w:r>
               <w:rPr>
                 <w:rFonts w:ascii="Montserrat" w:hAnsi="Montserrat" w:cs="Montserrat" w:eastAsia="Montserrat"/>
-                <w:color w:val="2A2A33"/>
+                <w:b/>
+                <w:color w:val="141418"/>
                 <w:sz w:val="18"/>
               </w:rPr>
               <w:t>57+</w:t>
@@ -2262,7 +2303,8 @@
             <w:r>
               <w:rPr>
                 <w:rFonts w:ascii="Montserrat" w:hAnsi="Montserrat" w:cs="Montserrat" w:eastAsia="Montserrat"/>
-                <w:color w:val="2A2A33"/>
+                <w:b/>
+                <w:color w:val="141418"/>
                 <w:sz w:val="18"/>
               </w:rPr>
               <w:t>Inheritance</w:t>
@@ -2289,7 +2331,8 @@
             <w:r>
               <w:rPr>
                 <w:rFonts w:ascii="Montserrat" w:hAnsi="Montserrat" w:cs="Montserrat" w:eastAsia="Montserrat"/>
-                <w:color w:val="2A2A33"/>
+                <w:b/>
+                <w:color w:val="141418"/>
                 <w:sz w:val="18"/>
               </w:rPr>
               <w:t>Part of estate</w:t>
@@ -2316,7 +2359,8 @@
             <w:r>
               <w:rPr>
                 <w:rFonts w:ascii="Montserrat" w:hAnsi="Montserrat" w:cs="Montserrat" w:eastAsia="Montserrat"/>
-                <w:color w:val="2A2A33"/>
+                <w:b/>
+                <w:color w:val="141418"/>
                 <w:sz w:val="18"/>
               </w:rPr>
               <w:t>Usually outside estate</w:t>
@@ -2399,9 +2443,9 @@
       <w:r>
         <w:rPr>
           <w:rFonts w:ascii="Montserrat" w:hAnsi="Montserrat" w:cs="Montserrat" w:eastAsia="Montserrat"/>
-          <w:b w:val="0"/>
+          <w:b/>
           <w:i w:val="0"/>
-          <w:color w:val="2A2A33"/>
+          <w:color w:val="141418"/>
           <w:sz w:val="22"/>
         </w:rPr>
         <w:t>Max LISA first (£4,000/yr = £1,000 free bonus), then ISA. Start a small SIPP once higher-rate tax kicks in.</w:t>
@@ -2425,9 +2469,9 @@
       <w:r>
         <w:rPr>
           <w:rFonts w:ascii="Montserrat" w:hAnsi="Montserrat" w:cs="Montserrat" w:eastAsia="Montserrat"/>
-          <w:b w:val="0"/>
+          <w:b/>
           <w:i w:val="0"/>
-          <w:color w:val="2A2A33"/>
+          <w:color w:val="141418"/>
           <w:sz w:val="22"/>
         </w:rPr>
         <w:t>SIPP first, hard. The 40% tax relief is uniquely powerful — more than makes up for the age lock.</w:t>
@@ -2451,9 +2495,9 @@
       <w:r>
         <w:rPr>
           <w:rFonts w:ascii="Montserrat" w:hAnsi="Montserrat" w:cs="Montserrat" w:eastAsia="Montserrat"/>
-          <w:b w:val="0"/>
+          <w:b/>
           <w:i w:val="0"/>
-          <w:color w:val="2A2A33"/>
+          <w:color w:val="141418"/>
           <w:sz w:val="22"/>
         </w:rPr>
         <w:t>LISA + cash ISA combo. LISA bonus = 25% free money on up to £4,000/yr towards a first home.</w:t>
@@ -2477,9 +2521,9 @@
       <w:r>
         <w:rPr>
           <w:rFonts w:ascii="Montserrat" w:hAnsi="Montserrat" w:cs="Montserrat" w:eastAsia="Montserrat"/>
-          <w:b w:val="0"/>
+          <w:b/>
           <w:i w:val="0"/>
-          <w:color w:val="2A2A33"/>
+          <w:color w:val="141418"/>
           <w:sz w:val="22"/>
         </w:rPr>
         <w:t>Mix both. SIPP for the tax relief on what's left of your career; ISA for flexibility in early retirement.</w:t>
@@ -2503,9 +2547,9 @@
       <w:r>
         <w:rPr>
           <w:rFonts w:ascii="Montserrat" w:hAnsi="Montserrat" w:cs="Montserrat" w:eastAsia="Montserrat"/>
-          <w:b w:val="0"/>
+          <w:b/>
           <w:i w:val="0"/>
-          <w:color w:val="2A2A33"/>
+          <w:color w:val="141418"/>
           <w:sz w:val="22"/>
         </w:rPr>
         <w:t>SIPP is especially valuable — no employer pension means no workplace contributions, so DIY matters more.</w:t>
@@ -2573,9 +2617,9 @@
       <w:r>
         <w:rPr>
           <w:rFonts w:ascii="Montserrat" w:hAnsi="Montserrat" w:cs="Montserrat" w:eastAsia="Montserrat"/>
-          <w:b w:val="0"/>
+          <w:b/>
           <w:i w:val="0"/>
-          <w:color w:val="2A2A33"/>
+          <w:color w:val="141418"/>
           <w:sz w:val="22"/>
         </w:rPr>
         <w:t>The Lifetime ISA (LISA) deserves its own section. It combines ISA tax-free growth with a 25% government bonus on contributions up to £4,000/year.</w:t>
@@ -2587,7 +2631,7 @@
       </w:pPr>
       <w:r>
         <w:rPr>
-          <w:color w:val="2A2A33"/>
+          <w:color w:val="141418"/>
           <w:sz w:val="22"/>
         </w:rPr>
         <w:t>Must open between age 18-39.</w:t>
@@ -2599,7 +2643,7 @@
       </w:pPr>
       <w:r>
         <w:rPr>
-          <w:color w:val="2A2A33"/>
+          <w:color w:val="141418"/>
           <w:sz w:val="22"/>
         </w:rPr>
         <w:t>Maximum contribution £4,000/year.</w:t>
@@ -2611,7 +2655,7 @@
       </w:pPr>
       <w:r>
         <w:rPr>
-          <w:color w:val="2A2A33"/>
+          <w:color w:val="141418"/>
           <w:sz w:val="22"/>
         </w:rPr>
         <w:t>Government adds 25% bonus — £1,000/year free.</w:t>
@@ -2623,7 +2667,7 @@
       </w:pPr>
       <w:r>
         <w:rPr>
-          <w:color w:val="2A2A33"/>
+          <w:color w:val="141418"/>
           <w:sz w:val="22"/>
         </w:rPr>
         <w:t>Money can be used for first home purchase OR from age 60 onwards.</w:t>
@@ -2635,7 +2679,7 @@
       </w:pPr>
       <w:r>
         <w:rPr>
-          <w:color w:val="2A2A33"/>
+          <w:color w:val="141418"/>
           <w:sz w:val="22"/>
         </w:rPr>
         <w:t>Early withdrawal for any other reason = 25% penalty (loses your bonus + more).</w:t>
@@ -2647,7 +2691,7 @@
       </w:pPr>
       <w:r>
         <w:rPr>
-          <w:color w:val="2A2A33"/>
+          <w:color w:val="141418"/>
           <w:sz w:val="22"/>
         </w:rPr>
         <w:t>Counts against your £20,000 ISA allowance.</w:t>
@@ -2692,7 +2736,8 @@
             <w:r>
               <w:rPr>
                 <w:rFonts w:ascii="Montserrat" w:hAnsi="Montserrat" w:cs="Montserrat" w:eastAsia="Montserrat"/>
-                <w:color w:val="2A2A33"/>
+                <w:b/>
+                <w:color w:val="141418"/>
                 <w:sz w:val="21"/>
               </w:rPr>
               <w:t>If you're under 40 and buying your first home,</w:t>
@@ -2770,9 +2815,9 @@
       <w:r>
         <w:rPr>
           <w:rFonts w:ascii="Montserrat" w:hAnsi="Montserrat" w:cs="Montserrat" w:eastAsia="Montserrat"/>
-          <w:b w:val="0"/>
+          <w:b/>
           <w:i w:val="0"/>
-          <w:color w:val="2A2A33"/>
+          <w:color w:val="141418"/>
           <w:sz w:val="22"/>
         </w:rPr>
         <w:t>Consider Alice, a higher-rate taxpayer who wants to invest £500/month for 25 years at 7% return:</w:t>
@@ -2961,7 +3006,8 @@
             <w:r>
               <w:rPr>
                 <w:rFonts w:ascii="Montserrat" w:hAnsi="Montserrat" w:cs="Montserrat" w:eastAsia="Montserrat"/>
-                <w:color w:val="2A2A33"/>
+                <w:b/>
+                <w:color w:val="141418"/>
                 <w:sz w:val="18"/>
               </w:rPr>
               <w:t>No wrapper</w:t>
@@ -2988,7 +3034,8 @@
             <w:r>
               <w:rPr>
                 <w:rFonts w:ascii="Montserrat" w:hAnsi="Montserrat" w:cs="Montserrat" w:eastAsia="Montserrat"/>
-                <w:color w:val="2A2A33"/>
+                <w:b/>
+                <w:color w:val="141418"/>
                 <w:sz w:val="18"/>
               </w:rPr>
               <w:t>£150,000</w:t>
@@ -3015,7 +3062,8 @@
             <w:r>
               <w:rPr>
                 <w:rFonts w:ascii="Montserrat" w:hAnsi="Montserrat" w:cs="Montserrat" w:eastAsia="Montserrat"/>
-                <w:color w:val="2A2A33"/>
+                <w:b/>
+                <w:color w:val="141418"/>
                 <w:sz w:val="18"/>
               </w:rPr>
               <w:t>£150,000</w:t>
@@ -3042,7 +3090,8 @@
             <w:r>
               <w:rPr>
                 <w:rFonts w:ascii="Montserrat" w:hAnsi="Montserrat" w:cs="Montserrat" w:eastAsia="Montserrat"/>
-                <w:color w:val="2A2A33"/>
+                <w:b/>
+                <w:color w:val="141418"/>
                 <w:sz w:val="18"/>
               </w:rPr>
               <w:t>£394,000</w:t>
@@ -3069,7 +3118,8 @@
             <w:r>
               <w:rPr>
                 <w:rFonts w:ascii="Montserrat" w:hAnsi="Montserrat" w:cs="Montserrat" w:eastAsia="Montserrat"/>
-                <w:color w:val="2A2A33"/>
+                <w:b/>
+                <w:color w:val="141418"/>
                 <w:sz w:val="18"/>
               </w:rPr>
               <w:t>~£316,000 (after CGT)</w:t>
@@ -3101,7 +3151,8 @@
             <w:r>
               <w:rPr>
                 <w:rFonts w:ascii="Montserrat" w:hAnsi="Montserrat" w:cs="Montserrat" w:eastAsia="Montserrat"/>
-                <w:color w:val="2A2A33"/>
+                <w:b/>
+                <w:color w:val="141418"/>
                 <w:sz w:val="18"/>
               </w:rPr>
               <w:t>ISA</w:t>
@@ -3128,7 +3179,8 @@
             <w:r>
               <w:rPr>
                 <w:rFonts w:ascii="Montserrat" w:hAnsi="Montserrat" w:cs="Montserrat" w:eastAsia="Montserrat"/>
-                <w:color w:val="2A2A33"/>
+                <w:b/>
+                <w:color w:val="141418"/>
                 <w:sz w:val="18"/>
               </w:rPr>
               <w:t>£150,000</w:t>
@@ -3155,7 +3207,8 @@
             <w:r>
               <w:rPr>
                 <w:rFonts w:ascii="Montserrat" w:hAnsi="Montserrat" w:cs="Montserrat" w:eastAsia="Montserrat"/>
-                <w:color w:val="2A2A33"/>
+                <w:b/>
+                <w:color w:val="141418"/>
                 <w:sz w:val="18"/>
               </w:rPr>
               <w:t>£150,000</w:t>
@@ -3182,7 +3235,8 @@
             <w:r>
               <w:rPr>
                 <w:rFonts w:ascii="Montserrat" w:hAnsi="Montserrat" w:cs="Montserrat" w:eastAsia="Montserrat"/>
-                <w:color w:val="2A2A33"/>
+                <w:b/>
+                <w:color w:val="141418"/>
                 <w:sz w:val="18"/>
               </w:rPr>
               <w:t>£394,000</w:t>
@@ -3209,7 +3263,8 @@
             <w:r>
               <w:rPr>
                 <w:rFonts w:ascii="Montserrat" w:hAnsi="Montserrat" w:cs="Montserrat" w:eastAsia="Montserrat"/>
-                <w:color w:val="2A2A33"/>
+                <w:b/>
+                <w:color w:val="141418"/>
                 <w:sz w:val="18"/>
               </w:rPr>
               <w:t>£394,000 (tax-free)</w:t>
@@ -3241,7 +3296,8 @@
             <w:r>
               <w:rPr>
                 <w:rFonts w:ascii="Montserrat" w:hAnsi="Montserrat" w:cs="Montserrat" w:eastAsia="Montserrat"/>
-                <w:color w:val="2A2A33"/>
+                <w:b/>
+                <w:color w:val="141418"/>
                 <w:sz w:val="18"/>
               </w:rPr>
               <w:t>SIPP</w:t>
@@ -3268,7 +3324,8 @@
             <w:r>
               <w:rPr>
                 <w:rFonts w:ascii="Montserrat" w:hAnsi="Montserrat" w:cs="Montserrat" w:eastAsia="Montserrat"/>
-                <w:color w:val="2A2A33"/>
+                <w:b/>
+                <w:color w:val="141418"/>
                 <w:sz w:val="18"/>
               </w:rPr>
               <w:t>£150,000</w:t>
@@ -3295,7 +3352,8 @@
             <w:r>
               <w:rPr>
                 <w:rFonts w:ascii="Montserrat" w:hAnsi="Montserrat" w:cs="Montserrat" w:eastAsia="Montserrat"/>
-                <w:color w:val="2A2A33"/>
+                <w:b/>
+                <w:color w:val="141418"/>
                 <w:sz w:val="18"/>
               </w:rPr>
               <w:t>£250,000</w:t>
@@ -3322,7 +3380,8 @@
             <w:r>
               <w:rPr>
                 <w:rFonts w:ascii="Montserrat" w:hAnsi="Montserrat" w:cs="Montserrat" w:eastAsia="Montserrat"/>
-                <w:color w:val="2A2A33"/>
+                <w:b/>
+                <w:color w:val="141418"/>
                 <w:sz w:val="18"/>
               </w:rPr>
               <w:t>£658,000</w:t>
@@ -3349,7 +3408,8 @@
             <w:r>
               <w:rPr>
                 <w:rFonts w:ascii="Montserrat" w:hAnsi="Montserrat" w:cs="Montserrat" w:eastAsia="Montserrat"/>
-                <w:color w:val="2A2A33"/>
+                <w:b/>
+                <w:color w:val="141418"/>
                 <w:sz w:val="18"/>
               </w:rPr>
               <w:t>~£542,000 (after pension tax)</w:t>
@@ -3366,9 +3426,9 @@
       <w:r>
         <w:rPr>
           <w:rFonts w:ascii="Montserrat" w:hAnsi="Montserrat" w:cs="Montserrat" w:eastAsia="Montserrat"/>
-          <w:b w:val="0"/>
+          <w:b/>
           <w:i w:val="0"/>
-          <w:color w:val="2A2A33"/>
+          <w:color w:val="141418"/>
           <w:sz w:val="22"/>
         </w:rPr>
         <w:t>SIPP wins by ~£148,000 vs ISA in this scenario purely from the 40% tax relief compounding over 25 years. But that money is locked until 57.</w:t>
@@ -3435,7 +3495,7 @@
       </w:pPr>
       <w:r>
         <w:rPr>
-          <w:color w:val="2A2A33"/>
+          <w:color w:val="141418"/>
           <w:sz w:val="22"/>
         </w:rPr>
         <w:t>Day 1: Check your tax band — basic, higher, or additional.</w:t>
@@ -3447,7 +3507,7 @@
       </w:pPr>
       <w:r>
         <w:rPr>
-          <w:color w:val="2A2A33"/>
+          <w:color w:val="141418"/>
           <w:sz w:val="22"/>
         </w:rPr>
         <w:t>Day 2: Open a Stocks &amp; Shares ISA at a low-cost broker (Vanguard, InvestEngine, AJ Bell).</w:t>
@@ -3459,7 +3519,7 @@
       </w:pPr>
       <w:r>
         <w:rPr>
-          <w:color w:val="2A2A33"/>
+          <w:color w:val="141418"/>
           <w:sz w:val="22"/>
         </w:rPr>
         <w:t>Day 3: If under 40 and saving for a home — open a LISA.</w:t>
@@ -3471,7 +3531,7 @@
       </w:pPr>
       <w:r>
         <w:rPr>
-          <w:color w:val="2A2A33"/>
+          <w:color w:val="141418"/>
           <w:sz w:val="22"/>
         </w:rPr>
         <w:t>Day 4: If higher-rate taxpayer — open a SIPP alongside the ISA.</w:t>
@@ -3483,7 +3543,7 @@
       </w:pPr>
       <w:r>
         <w:rPr>
-          <w:color w:val="2A2A33"/>
+          <w:color w:val="141418"/>
           <w:sz w:val="22"/>
         </w:rPr>
         <w:t>Day 5: Set up direct debits to both, split based on your goals.</w:t>
@@ -3495,7 +3555,7 @@
       </w:pPr>
       <w:r>
         <w:rPr>
-          <w:color w:val="2A2A33"/>
+          <w:color w:val="141418"/>
           <w:sz w:val="22"/>
         </w:rPr>
         <w:t>Day 6: Choose global index funds (VWRL, VUSA, or FTSE Global All Cap).</w:t>
@@ -3507,7 +3567,7 @@
       </w:pPr>
       <w:r>
         <w:rPr>
-          <w:color w:val="2A2A33"/>
+          <w:color w:val="141418"/>
           <w:sz w:val="22"/>
         </w:rPr>
         <w:t>Day 7: Leave it alone. Decades of compounding &gt; any clever trading.</w:t>
@@ -3520,9 +3580,9 @@
       <w:r>
         <w:rPr>
           <w:rFonts w:ascii="Montserrat" w:hAnsi="Montserrat" w:cs="Montserrat" w:eastAsia="Montserrat"/>
-          <w:b w:val="0"/>
+          <w:b/>
           <w:i w:val="0"/>
-          <w:color w:val="2A2A33"/>
+          <w:color w:val="141418"/>
           <w:sz w:val="22"/>
         </w:rPr>
         <w:t>Visit www.incomeonline.info for 199+ ways to grow the income side of your equation — extra income = extra ISA/SIPP contributions = exponential long-term wealth.</w:t>
@@ -4104,7 +4164,8 @@
     </w:pPr>
     <w:rPr>
       <w:rFonts w:ascii="Montserrat" w:hAnsi="Montserrat" w:cs="Montserrat" w:eastAsia="Montserrat"/>
-      <w:color w:val="2A2A33"/>
+      <w:b/>
+      <w:color w:val="141418"/>
       <w:sz w:val="22"/>
     </w:rPr>
   </w:style>
@@ -4639,6 +4700,7 @@
     </w:pPr>
     <w:rPr>
       <w:rFonts w:ascii="Montserrat" w:hAnsi="Montserrat" w:cs="Montserrat" w:eastAsia="Montserrat"/>
+      <w:b/>
     </w:rPr>
   </w:style>
   <w:style w:type="paragraph" w:styleId="ListBullet2">
@@ -4681,6 +4743,7 @@
     </w:pPr>
     <w:rPr>
       <w:rFonts w:ascii="Montserrat" w:hAnsi="Montserrat" w:cs="Montserrat" w:eastAsia="Montserrat"/>
+      <w:b/>
     </w:rPr>
   </w:style>
   <w:style w:type="paragraph" w:styleId="ListNumber2">
